--- a/ExportOrderWebServer/Resources/BillOfLading/BillOfLading.docx
+++ b/ExportOrderWebServer/Resources/BillOfLading/BillOfLading.docx
@@ -861,6 +861,7 @@
               <w:left w:val="single" w:sz="4" w:space="0" w:color="auto"/>
               <w:right w:val="single" w:sz="4" w:space="0" w:color="auto"/>
             </w:tcBorders>
+            <w:vAlign w:val="center"/>
           </w:tcPr>
           <w:p>
             <w:pPr>
@@ -888,6 +889,7 @@
               <w:left w:val="single" w:sz="4" w:space="0" w:color="auto"/>
               <w:right w:val="single" w:sz="4" w:space="0" w:color="auto"/>
             </w:tcBorders>
+            <w:vAlign w:val="center"/>
           </w:tcPr>
           <w:p>
             <w:pPr>
@@ -916,6 +918,7 @@
               <w:left w:val="single" w:sz="4" w:space="0" w:color="auto"/>
               <w:right w:val="single" w:sz="4" w:space="0" w:color="auto"/>
             </w:tcBorders>
+            <w:vAlign w:val="center"/>
           </w:tcPr>
           <w:p>
             <w:pPr>
@@ -1249,7 +1252,6 @@
                 <w:rFonts w:cs="Arial"/>
                 <w:sz w:val="18"/>
                 <w:szCs w:val="18"/>
-                <w:lang w:val="ru-RU"/>
               </w:rPr>
             </w:pPr>
           </w:p>
@@ -1287,7 +1289,7 @@
           </w:tcPr>
           <w:p>
             <w:pPr>
-              <w:ind w:right="227"/>
+              <w:ind w:right="113"/>
               <w:jc w:val="right"/>
               <w:rPr>
                 <w:rFonts w:cs="Arial"/>
@@ -1395,7 +1397,7 @@
           </w:tcPr>
           <w:p>
             <w:pPr>
-              <w:ind w:right="227"/>
+              <w:ind w:right="113"/>
               <w:jc w:val="right"/>
               <w:rPr>
                 <w:rFonts w:cs="Arial"/>
@@ -1501,7 +1503,7 @@
           </w:tcPr>
           <w:p>
             <w:pPr>
-              <w:ind w:right="227"/>
+              <w:ind w:right="113"/>
               <w:jc w:val="right"/>
               <w:rPr>
                 <w:rFonts w:cs="Arial"/>
@@ -1607,7 +1609,7 @@
           </w:tcPr>
           <w:p>
             <w:pPr>
-              <w:ind w:right="227"/>
+              <w:ind w:right="113"/>
               <w:jc w:val="right"/>
               <w:rPr>
                 <w:rFonts w:cs="Arial"/>
@@ -1713,7 +1715,7 @@
           </w:tcPr>
           <w:p>
             <w:pPr>
-              <w:ind w:right="227"/>
+              <w:ind w:right="113"/>
               <w:jc w:val="right"/>
               <w:rPr>
                 <w:rFonts w:cs="Arial"/>
@@ -1819,7 +1821,7 @@
           </w:tcPr>
           <w:p>
             <w:pPr>
-              <w:ind w:right="227"/>
+              <w:ind w:right="113"/>
               <w:jc w:val="right"/>
               <w:rPr>
                 <w:rFonts w:cs="Arial"/>
@@ -1925,7 +1927,7 @@
           </w:tcPr>
           <w:p>
             <w:pPr>
-              <w:ind w:right="227"/>
+              <w:ind w:right="113"/>
               <w:jc w:val="right"/>
               <w:rPr>
                 <w:rFonts w:cs="Arial"/>
@@ -2031,7 +2033,7 @@
           </w:tcPr>
           <w:p>
             <w:pPr>
-              <w:ind w:right="227"/>
+              <w:ind w:right="113"/>
               <w:jc w:val="right"/>
               <w:rPr>
                 <w:rFonts w:cs="Arial"/>
@@ -2137,7 +2139,7 @@
           </w:tcPr>
           <w:p>
             <w:pPr>
-              <w:ind w:right="227"/>
+              <w:ind w:right="113"/>
               <w:jc w:val="right"/>
               <w:rPr>
                 <w:rFonts w:cs="Arial"/>
@@ -2243,7 +2245,7 @@
           </w:tcPr>
           <w:p>
             <w:pPr>
-              <w:ind w:right="227"/>
+              <w:ind w:right="113"/>
               <w:jc w:val="right"/>
               <w:rPr>
                 <w:rFonts w:cs="Arial"/>
@@ -2349,7 +2351,7 @@
           </w:tcPr>
           <w:p>
             <w:pPr>
-              <w:ind w:right="227"/>
+              <w:ind w:right="113"/>
               <w:jc w:val="right"/>
               <w:rPr>
                 <w:rFonts w:cs="Arial"/>
@@ -2455,7 +2457,7 @@
           </w:tcPr>
           <w:p>
             <w:pPr>
-              <w:ind w:right="227"/>
+              <w:ind w:right="113"/>
               <w:jc w:val="right"/>
               <w:rPr>
                 <w:rFonts w:cs="Arial"/>
@@ -2561,7 +2563,7 @@
           </w:tcPr>
           <w:p>
             <w:pPr>
-              <w:ind w:right="227"/>
+              <w:ind w:right="113"/>
               <w:jc w:val="right"/>
               <w:rPr>
                 <w:rFonts w:cs="Arial"/>
@@ -2667,7 +2669,7 @@
           </w:tcPr>
           <w:p>
             <w:pPr>
-              <w:ind w:right="227"/>
+              <w:ind w:right="113"/>
               <w:jc w:val="right"/>
               <w:rPr>
                 <w:rFonts w:cs="Arial"/>
@@ -2773,7 +2775,7 @@
           </w:tcPr>
           <w:p>
             <w:pPr>
-              <w:ind w:right="227"/>
+              <w:ind w:right="113"/>
               <w:jc w:val="right"/>
               <w:rPr>
                 <w:rFonts w:cs="Arial"/>
@@ -2879,7 +2881,7 @@
           </w:tcPr>
           <w:p>
             <w:pPr>
-              <w:ind w:right="227"/>
+              <w:ind w:right="113"/>
               <w:jc w:val="right"/>
               <w:rPr>
                 <w:rFonts w:cs="Arial"/>
@@ -2985,7 +2987,7 @@
           </w:tcPr>
           <w:p>
             <w:pPr>
-              <w:ind w:right="227"/>
+              <w:ind w:right="113"/>
               <w:jc w:val="right"/>
               <w:rPr>
                 <w:rFonts w:cs="Arial"/>
@@ -3091,7 +3093,7 @@
           </w:tcPr>
           <w:p>
             <w:pPr>
-              <w:ind w:right="227"/>
+              <w:ind w:right="113"/>
               <w:jc w:val="right"/>
               <w:rPr>
                 <w:rFonts w:cs="Arial"/>
